--- a/tex/ethicsreview/ethics_review_visibility/倫理申請書_大石研究室.docx
+++ b/tex/ethicsreview/ethics_review_visibility/倫理申請書_大石研究室.docx
@@ -1023,7 +1023,6 @@
               <w:spacing w:line="240" w:lineRule="exact"/>
               <w:ind w:rightChars="64" w:right="134"/>
               <w:rPr>
-                <w:rFonts w:hint="eastAsia"/>
                 <w:color w:val="000000" w:themeColor="text1"/>
                 <w:szCs w:val="21"/>
               </w:rPr>
@@ -1298,7 +1297,7 @@
               <w:widowControl/>
               <w:spacing w:line="240" w:lineRule="exact"/>
               <w:rPr>
-                <w:rFonts w:ascii="ＭＳ 明朝" w:hAnsi="ＭＳ 明朝" w:hint="eastAsia"/>
+                <w:rFonts w:ascii="ＭＳ 明朝" w:hAnsi="ＭＳ 明朝"/>
                 <w:color w:val="000000" w:themeColor="text1"/>
                 <w:sz w:val="16"/>
                 <w:szCs w:val="14"/>
@@ -1751,7 +1750,6 @@
             <w:pPr>
               <w:spacing w:line="240" w:lineRule="exact"/>
               <w:rPr>
-                <w:rFonts w:hint="eastAsia"/>
                 <w:sz w:val="18"/>
                 <w:szCs w:val="18"/>
               </w:rPr>
@@ -2268,31 +2266,7 @@
                 <w:sz w:val="18"/>
                 <w:szCs w:val="18"/>
               </w:rPr>
-              <w:t>単一平面環境にお</w:t>
-            </w:r>
-            <w:r>
-              <w:rPr>
-                <w:rFonts w:hint="eastAsia"/>
-                <w:sz w:val="18"/>
-                <w:szCs w:val="18"/>
-              </w:rPr>
-              <w:t>ける半透明表示に対して</w:t>
-            </w:r>
-            <w:r>
-              <w:rPr>
-                <w:rFonts w:hint="eastAsia"/>
-                <w:sz w:val="18"/>
-                <w:szCs w:val="18"/>
-              </w:rPr>
-              <w:t>、複数の知覚要素を包括しながら視認性予測を行っている既存モデル</w:t>
-            </w:r>
-            <w:r>
-              <w:rPr>
-                <w:rFonts w:hint="eastAsia"/>
-                <w:sz w:val="18"/>
-                <w:szCs w:val="18"/>
-              </w:rPr>
-              <w:t>が存在し、光学シースルー環境への応用が期待されている。</w:t>
+              <w:t>単一平面環境における半透明表示に対して、複数の知覚要素を包括しながら視認性予測を行っている既存モデルが存在し、光学シースルー環境への応用が期待されている。</w:t>
             </w:r>
           </w:p>
           <w:p>
@@ -2513,7 +2487,7 @@
                 <w:sz w:val="18"/>
                 <w:szCs w:val="18"/>
               </w:rPr>
-              <w:t>評価実験の一環として数名（～</w:t>
+              <w:t>一回の実験につき十</w:t>
             </w:r>
             <w:r>
               <w:rPr>
@@ -2522,15 +2496,7 @@
                 <w:sz w:val="18"/>
                 <w:szCs w:val="18"/>
               </w:rPr>
-              <w:t>1</w:t>
-            </w:r>
-            <w:r>
-              <w:rPr>
-                <w:color w:val="000000" w:themeColor="text1"/>
-                <w:sz w:val="18"/>
-                <w:szCs w:val="18"/>
-              </w:rPr>
-              <w:t>5</w:t>
+              <w:t>数名（～</w:t>
             </w:r>
             <w:r>
               <w:rPr>
@@ -2539,7 +2505,15 @@
                 <w:sz w:val="18"/>
                 <w:szCs w:val="18"/>
               </w:rPr>
-              <w:t>名程度を想定）ほどの参加者を募</w:t>
+              <w:t>1</w:t>
+            </w:r>
+            <w:r>
+              <w:rPr>
+                <w:color w:val="000000" w:themeColor="text1"/>
+                <w:sz w:val="18"/>
+                <w:szCs w:val="18"/>
+              </w:rPr>
+              <w:t>5</w:t>
             </w:r>
             <w:r>
               <w:rPr>
@@ -2548,7 +2522,7 @@
                 <w:sz w:val="18"/>
                 <w:szCs w:val="18"/>
               </w:rPr>
-              <w:t>り、コントラスト調整法とマグニチュード推定法</w:t>
+              <w:t>名程度を想定）ほどの参加者を募</w:t>
             </w:r>
             <w:r>
               <w:rPr>
@@ -2557,7 +2531,25 @@
                 <w:sz w:val="18"/>
                 <w:szCs w:val="18"/>
               </w:rPr>
-              <w:t>の実験を計画。</w:t>
+              <w:t>り、調整法とマグニチュード推定法</w:t>
+            </w:r>
+            <w:r>
+              <w:rPr>
+                <w:rFonts w:hint="eastAsia"/>
+                <w:color w:val="000000" w:themeColor="text1"/>
+                <w:sz w:val="18"/>
+                <w:szCs w:val="18"/>
+              </w:rPr>
+              <w:t>等を用いた</w:t>
+            </w:r>
+            <w:r>
+              <w:rPr>
+                <w:rFonts w:hint="eastAsia"/>
+                <w:color w:val="000000" w:themeColor="text1"/>
+                <w:sz w:val="18"/>
+                <w:szCs w:val="18"/>
+              </w:rPr>
+              <w:t>実験を計画。</w:t>
             </w:r>
           </w:p>
           <w:p>
@@ -2642,7 +2634,25 @@
                 <w:sz w:val="18"/>
                 <w:szCs w:val="18"/>
               </w:rPr>
-              <w:t>コントラスト調整法では、視認性低下処理を施したテスト刺激画像のコントラストを、基準画像に合わせていただく。</w:t>
+              <w:t>調整法では、視認性低下処理を施したテスト刺激画像のコントラスト</w:t>
+            </w:r>
+            <w:r>
+              <w:rPr>
+                <w:rFonts w:hint="eastAsia"/>
+                <w:color w:val="000000" w:themeColor="text1"/>
+                <w:sz w:val="18"/>
+                <w:szCs w:val="18"/>
+              </w:rPr>
+              <w:t>や輝度等</w:t>
+            </w:r>
+            <w:r>
+              <w:rPr>
+                <w:rFonts w:hint="eastAsia"/>
+                <w:color w:val="000000" w:themeColor="text1"/>
+                <w:sz w:val="18"/>
+                <w:szCs w:val="18"/>
+              </w:rPr>
+              <w:t>を、基準画像に合わせていただく。</w:t>
             </w:r>
           </w:p>
           <w:p>
@@ -2650,12 +2660,20 @@
               <w:spacing w:line="240" w:lineRule="exact"/>
               <w:ind w:leftChars="300" w:left="630" w:firstLineChars="100" w:firstLine="180"/>
               <w:rPr>
+                <w:color w:val="000000" w:themeColor="text1"/>
+                <w:sz w:val="18"/>
+                <w:szCs w:val="18"/>
+              </w:rPr>
+            </w:pPr>
+            <w:r>
+              <w:rPr>
                 <w:rFonts w:hint="eastAsia"/>
                 <w:color w:val="000000" w:themeColor="text1"/>
                 <w:sz w:val="18"/>
                 <w:szCs w:val="18"/>
               </w:rPr>
-            </w:pPr>
+              <w:t>マグニチュード推定法では、視認性低下処理を施したテスト刺激画像の視認性</w:t>
+            </w:r>
             <w:r>
               <w:rPr>
                 <w:rFonts w:hint="eastAsia"/>
@@ -2663,7 +2681,34 @@
                 <w:sz w:val="18"/>
                 <w:szCs w:val="18"/>
               </w:rPr>
-              <w:t>マグニチュード推定法では、視認性低下処理を施したテスト刺激画像の視認性を、基準画像と比較した上で判断していただく。</w:t>
+              <w:t>の程度</w:t>
+            </w:r>
+            <w:r>
+              <w:rPr>
+                <w:rFonts w:hint="eastAsia"/>
+                <w:color w:val="000000" w:themeColor="text1"/>
+                <w:sz w:val="18"/>
+                <w:szCs w:val="18"/>
+              </w:rPr>
+              <w:t>を、基準画像と比較した上で</w:t>
+            </w:r>
+            <w:r>
+              <w:rPr>
+                <w:rFonts w:hint="eastAsia"/>
+                <w:color w:val="000000" w:themeColor="text1"/>
+                <w:sz w:val="18"/>
+                <w:szCs w:val="18"/>
+              </w:rPr>
+              <w:t>数値で回答</w:t>
+            </w:r>
+            <w:r>
+              <w:rPr>
+                <w:rFonts w:hint="eastAsia"/>
+                <w:color w:val="000000" w:themeColor="text1"/>
+                <w:sz w:val="18"/>
+                <w:szCs w:val="18"/>
+              </w:rPr>
+              <w:t>していただく。</w:t>
             </w:r>
           </w:p>
           <w:p>
@@ -3191,19 +3236,19 @@
               <w:wordWrap/>
               <w:spacing w:line="240" w:lineRule="exact"/>
               <w:rPr>
+                <w:rFonts w:ascii="ＭＳ 明朝" w:hAnsi="ＭＳ 明朝"/>
+                <w:color w:val="000000" w:themeColor="text1"/>
+                <w:sz w:val="18"/>
+                <w:szCs w:val="18"/>
+              </w:rPr>
+            </w:pPr>
+            <w:r>
+              <w:rPr>
                 <w:rFonts w:ascii="ＭＳ 明朝" w:hAnsi="ＭＳ 明朝" w:hint="eastAsia"/>
                 <w:color w:val="000000" w:themeColor="text1"/>
                 <w:sz w:val="18"/>
                 <w:szCs w:val="18"/>
               </w:rPr>
-            </w:pPr>
-            <w:r>
-              <w:rPr>
-                <w:rFonts w:ascii="ＭＳ 明朝" w:hAnsi="ＭＳ 明朝" w:hint="eastAsia"/>
-                <w:color w:val="000000" w:themeColor="text1"/>
-                <w:sz w:val="18"/>
-                <w:szCs w:val="18"/>
-              </w:rPr>
               <w:t xml:space="preserve">　　　　</w:t>
             </w:r>
             <w:r>
@@ -3213,7 +3258,7 @@
                 <w:sz w:val="18"/>
                 <w:szCs w:val="18"/>
               </w:rPr>
-              <w:t>コントラスト調整法</w:t>
+              <w:t>調整法による</w:t>
             </w:r>
             <w:r>
               <w:rPr>
@@ -3222,7 +3267,7 @@
                 <w:sz w:val="18"/>
                 <w:szCs w:val="18"/>
               </w:rPr>
-              <w:t>による知覚コントラスト</w:t>
+              <w:t>コントラスト等の調整結果</w:t>
             </w:r>
             <w:r>
               <w:rPr>
@@ -3304,25 +3349,7 @@
                 <w:sz w:val="18"/>
                 <w:szCs w:val="18"/>
               </w:rPr>
-              <w:t>マグニチュード推定法</w:t>
-            </w:r>
-            <w:r>
-              <w:rPr>
-                <w:rFonts w:hint="eastAsia"/>
-                <w:color w:val="000000" w:themeColor="text1"/>
-                <w:sz w:val="18"/>
-                <w:szCs w:val="18"/>
-              </w:rPr>
-              <w:t>による</w:t>
-            </w:r>
-            <w:r>
-              <w:rPr>
-                <w:rFonts w:hint="eastAsia"/>
-                <w:color w:val="000000" w:themeColor="text1"/>
-                <w:sz w:val="18"/>
-                <w:szCs w:val="18"/>
-              </w:rPr>
-              <w:t>知覚視認性評価</w:t>
+              <w:t>マグニチュード推定法による知覚視認性評価</w:t>
             </w:r>
             <w:r>
               <w:rPr>
@@ -3456,7 +3483,31 @@
                 <w:sz w:val="18"/>
                 <w:szCs w:val="18"/>
               </w:rPr>
-              <w:t>画像：公開データセット</w:t>
+              <w:t>画像：</w:t>
+            </w:r>
+            <w:r>
+              <w:rPr>
+                <w:rFonts w:ascii="ＭＳ 明朝" w:hAnsi="ＭＳ 明朝" w:hint="eastAsia"/>
+                <w:sz w:val="18"/>
+                <w:szCs w:val="18"/>
+              </w:rPr>
+              <w:t>下記に記すような</w:t>
+            </w:r>
+            <w:r>
+              <w:rPr>
+                <w:rFonts w:ascii="ＭＳ 明朝" w:hAnsi="ＭＳ 明朝" w:hint="eastAsia"/>
+                <w:sz w:val="18"/>
+                <w:szCs w:val="18"/>
+              </w:rPr>
+              <w:t>公開データセット</w:t>
+            </w:r>
+            <w:r>
+              <w:rPr>
+                <w:rFonts w:ascii="ＭＳ 明朝" w:hAnsi="ＭＳ 明朝" w:hint="eastAsia"/>
+                <w:sz w:val="18"/>
+                <w:szCs w:val="18"/>
+              </w:rPr>
+              <w:t>を利用</w:t>
             </w:r>
           </w:p>
           <w:p>
@@ -3503,7 +3554,7 @@
               <w:spacing w:line="240" w:lineRule="exact"/>
               <w:ind w:left="17" w:firstLineChars="400" w:firstLine="704"/>
               <w:rPr>
-                <w:rFonts w:ascii="ＭＳ 明朝" w:hAnsi="ＭＳ 明朝" w:hint="eastAsia"/>
+                <w:rFonts w:ascii="ＭＳ 明朝" w:hAnsi="ＭＳ 明朝"/>
                 <w:sz w:val="18"/>
                 <w:szCs w:val="18"/>
               </w:rPr>
@@ -3577,7 +3628,7 @@
               <w:spacing w:line="240" w:lineRule="exact"/>
               <w:ind w:left="17" w:firstLineChars="400" w:firstLine="664"/>
               <w:rPr>
-                <w:rFonts w:ascii="JansonTextLT-Roman" w:hAnsi="JansonTextLT-Roman" w:cs="JansonTextLT-Roman" w:hint="eastAsia"/>
+                <w:rFonts w:ascii="JansonTextLT-Roman" w:hAnsi="JansonTextLT-Roman" w:cs="JansonTextLT-Roman"/>
                 <w:sz w:val="17"/>
                 <w:szCs w:val="17"/>
               </w:rPr>
@@ -3682,7 +3733,6 @@
               <w:spacing w:line="240" w:lineRule="exact"/>
               <w:ind w:rightChars="67" w:right="141" w:firstLineChars="100" w:firstLine="180"/>
               <w:rPr>
-                <w:rFonts w:hint="eastAsia"/>
                 <w:color w:val="000000" w:themeColor="text1"/>
                 <w:sz w:val="18"/>
                 <w:szCs w:val="18"/>
@@ -3946,7 +3996,7 @@
                 <w:sz w:val="18"/>
                 <w:szCs w:val="18"/>
               </w:rPr>
-              <w:t>逐次</w:t>
+              <w:t>逐次提示される参照画像（テクスチャ画像）</w:t>
             </w:r>
             <w:r>
               <w:rPr>
@@ -3955,7 +4005,7 @@
                 <w:sz w:val="18"/>
                 <w:szCs w:val="18"/>
               </w:rPr>
-              <w:t>提示される参照画像（</w:t>
+              <w:t>、</w:t>
             </w:r>
             <w:r>
               <w:rPr>
@@ -3964,7 +4014,7 @@
                 <w:sz w:val="18"/>
                 <w:szCs w:val="18"/>
               </w:rPr>
-              <w:t>テクスチャ画像</w:t>
+              <w:t>テスト画像（同テクスチャ画像</w:t>
             </w:r>
             <w:r>
               <w:rPr>
@@ -3973,7 +4023,7 @@
                 <w:sz w:val="18"/>
                 <w:szCs w:val="18"/>
               </w:rPr>
-              <w:t>）</w:t>
+              <w:t>+</w:t>
             </w:r>
             <w:r>
               <w:rPr>
@@ -3982,7 +4032,7 @@
                 <w:sz w:val="18"/>
                 <w:szCs w:val="18"/>
               </w:rPr>
-              <w:t>、</w:t>
+              <w:t>背景画像）</w:t>
             </w:r>
             <w:r>
               <w:rPr>
@@ -3991,7 +4041,7 @@
                 <w:sz w:val="18"/>
                 <w:szCs w:val="18"/>
               </w:rPr>
-              <w:t>テスト画像（</w:t>
+              <w:t>を見て</w:t>
             </w:r>
             <w:r>
               <w:rPr>
@@ -4000,88 +4050,7 @@
                 <w:sz w:val="18"/>
                 <w:szCs w:val="18"/>
               </w:rPr>
-              <w:t>同テクスチャ画像</w:t>
-            </w:r>
-            <w:r>
-              <w:rPr>
-                <w:rFonts w:hint="eastAsia"/>
-                <w:color w:val="000000" w:themeColor="text1"/>
-                <w:sz w:val="18"/>
-                <w:szCs w:val="18"/>
-              </w:rPr>
-              <w:t>+</w:t>
-            </w:r>
-            <w:r>
-              <w:rPr>
-                <w:rFonts w:hint="eastAsia"/>
-                <w:color w:val="000000" w:themeColor="text1"/>
-                <w:sz w:val="18"/>
-                <w:szCs w:val="18"/>
-              </w:rPr>
-              <w:t>背景</w:t>
-            </w:r>
-            <w:r>
-              <w:rPr>
-                <w:rFonts w:hint="eastAsia"/>
-                <w:color w:val="000000" w:themeColor="text1"/>
-                <w:sz w:val="18"/>
-                <w:szCs w:val="18"/>
-              </w:rPr>
-              <w:t>画像</w:t>
-            </w:r>
-            <w:r>
-              <w:rPr>
-                <w:rFonts w:hint="eastAsia"/>
-                <w:color w:val="000000" w:themeColor="text1"/>
-                <w:sz w:val="18"/>
-                <w:szCs w:val="18"/>
-              </w:rPr>
-              <w:t>）</w:t>
-            </w:r>
-            <w:r>
-              <w:rPr>
-                <w:rFonts w:hint="eastAsia"/>
-                <w:color w:val="000000" w:themeColor="text1"/>
-                <w:sz w:val="18"/>
-                <w:szCs w:val="18"/>
-              </w:rPr>
-              <w:t>を見て</w:t>
-            </w:r>
-            <w:r>
-              <w:rPr>
-                <w:rFonts w:hint="eastAsia"/>
-                <w:color w:val="000000" w:themeColor="text1"/>
-                <w:sz w:val="18"/>
-                <w:szCs w:val="18"/>
-              </w:rPr>
-              <w:t>、</w:t>
-            </w:r>
-            <w:r>
-              <w:rPr>
-                <w:rFonts w:hint="eastAsia"/>
-                <w:color w:val="000000" w:themeColor="text1"/>
-                <w:sz w:val="18"/>
-                <w:szCs w:val="18"/>
-              </w:rPr>
-              <w:t>参照画像と比較した</w:t>
-            </w:r>
-            <w:r>
-              <w:rPr>
-                <w:rFonts w:hint="eastAsia"/>
-                <w:color w:val="000000" w:themeColor="text1"/>
-                <w:sz w:val="18"/>
-                <w:szCs w:val="18"/>
-              </w:rPr>
-              <w:t>テスト画像側の</w:t>
-            </w:r>
-            <w:r>
-              <w:rPr>
-                <w:rFonts w:hint="eastAsia"/>
-                <w:color w:val="000000" w:themeColor="text1"/>
-                <w:sz w:val="18"/>
-                <w:szCs w:val="18"/>
-              </w:rPr>
-              <w:t>視認性を離散値で評価する</w:t>
+              <w:t>、参照画像と比較したテスト画像側の視認性を離散値で評価する</w:t>
             </w:r>
             <w:r>
               <w:rPr>
@@ -4163,7 +4132,6 @@
               <w:spacing w:line="240" w:lineRule="exact"/>
               <w:ind w:rightChars="67" w:right="141"/>
               <w:rPr>
-                <w:rFonts w:hint="eastAsia"/>
                 <w:color w:val="000000" w:themeColor="text1"/>
                 <w:sz w:val="18"/>
                 <w:szCs w:val="18"/>
@@ -4213,7 +4181,6 @@
               <w:spacing w:line="240" w:lineRule="exact"/>
               <w:ind w:rightChars="67" w:right="141"/>
               <w:rPr>
-                <w:rFonts w:hint="eastAsia"/>
                 <w:color w:val="000000" w:themeColor="text1"/>
                 <w:sz w:val="18"/>
                 <w:szCs w:val="18"/>
@@ -24900,6 +24867,7 @@
   <w:style w:type="character" w:default="1" w:styleId="a0">
     <w:name w:val="Default Paragraph Font"/>
     <w:uiPriority w:val="1"/>
+    <w:semiHidden/>
     <w:unhideWhenUsed/>
   </w:style>
   <w:style w:type="table" w:default="1" w:styleId="a1">

--- a/tex/ethicsreview/ethics_review_visibility/倫理申請書_大石研究室.docx
+++ b/tex/ethicsreview/ethics_review_visibility/倫理申請書_大石研究室.docx
@@ -1101,27 +1101,27 @@
             </w:pPr>
             <w:r>
               <w:rPr>
+                <w:rFonts w:ascii="ＭＳ 明朝" w:hAnsi="ＭＳ 明朝" w:hint="eastAsia"/>
+                <w:sz w:val="18"/>
+                <w:szCs w:val="18"/>
+              </w:rPr>
+              <w:t>□</w:t>
+            </w:r>
+            <w:r>
+              <w:rPr>
+                <w:rFonts w:ascii="ＭＳ 明朝" w:hAnsi="ＭＳ 明朝" w:hint="eastAsia"/>
+                <w:sz w:val="18"/>
+                <w:szCs w:val="18"/>
+              </w:rPr>
+              <w:t xml:space="preserve">単施設研究　□学内共同研究　</w:t>
+            </w:r>
+            <w:r>
+              <w:rPr>
                 <w:rFonts w:ascii="Segoe UI Emoji" w:eastAsia="Segoe UI Emoji" w:hAnsi="Segoe UI Emoji" w:cs="Segoe UI Emoji" w:hint="eastAsia"/>
                 <w:sz w:val="18"/>
                 <w:szCs w:val="18"/>
               </w:rPr>
               <w:t>■</w:t>
-            </w:r>
-            <w:r>
-              <w:rPr>
-                <w:rFonts w:ascii="ＭＳ 明朝" w:hAnsi="ＭＳ 明朝" w:hint="eastAsia"/>
-                <w:sz w:val="18"/>
-                <w:szCs w:val="18"/>
-              </w:rPr>
-              <w:t xml:space="preserve">単施設研究　□学内共同研究　</w:t>
-            </w:r>
-            <w:r>
-              <w:rPr>
-                <w:rFonts w:ascii="ＭＳ 明朝" w:hAnsi="ＭＳ 明朝" w:hint="eastAsia"/>
-                <w:sz w:val="18"/>
-                <w:szCs w:val="18"/>
-              </w:rPr>
-              <w:t>□</w:t>
             </w:r>
             <w:r>
               <w:rPr>
@@ -1291,6 +1291,66 @@
               </w:rPr>
               <w:t>大学院 工学系研究科 電気系工学専攻 学生</w:t>
             </w:r>
+          </w:p>
+          <w:p>
+            <w:pPr>
+              <w:widowControl/>
+              <w:spacing w:line="240" w:lineRule="exact"/>
+              <w:rPr>
+                <w:rFonts w:ascii="ＭＳ 明朝" w:hAnsi="ＭＳ 明朝"/>
+                <w:color w:val="000000" w:themeColor="text1"/>
+                <w:sz w:val="16"/>
+                <w:szCs w:val="14"/>
+              </w:rPr>
+            </w:pPr>
+            <w:r>
+              <w:rPr>
+                <w:rFonts w:ascii="ＭＳ 明朝" w:hAnsi="ＭＳ 明朝" w:hint="eastAsia"/>
+                <w:color w:val="000000" w:themeColor="text1"/>
+                <w:sz w:val="16"/>
+                <w:szCs w:val="14"/>
+              </w:rPr>
+              <w:t xml:space="preserve">吹上大樹 </w:t>
+            </w:r>
+            <w:r>
+              <w:rPr>
+                <w:rFonts w:ascii="ＭＳ 明朝" w:hAnsi="ＭＳ 明朝"/>
+                <w:color w:val="000000" w:themeColor="text1"/>
+                <w:sz w:val="16"/>
+                <w:szCs w:val="14"/>
+              </w:rPr>
+              <w:t>NTT株式会社 コミュニケーション科学基礎研究所</w:t>
+            </w:r>
+            <w:r>
+              <w:rPr>
+                <w:rFonts w:ascii="ＭＳ 明朝" w:hAnsi="ＭＳ 明朝" w:hint="eastAsia"/>
+                <w:color w:val="000000" w:themeColor="text1"/>
+                <w:sz w:val="16"/>
+                <w:szCs w:val="14"/>
+              </w:rPr>
+              <w:t xml:space="preserve"> </w:t>
+            </w:r>
+            <w:r>
+              <w:rPr>
+                <w:rFonts w:ascii="ＭＳ 明朝" w:hAnsi="ＭＳ 明朝"/>
+                <w:color w:val="000000" w:themeColor="text1"/>
+                <w:sz w:val="16"/>
+                <w:szCs w:val="14"/>
+              </w:rPr>
+              <w:t>人間情報研究部 主任研究員</w:t>
+            </w:r>
+          </w:p>
+          <w:p>
+            <w:pPr>
+              <w:widowControl/>
+              <w:spacing w:line="240" w:lineRule="exact"/>
+              <w:rPr>
+                <w:rFonts w:ascii="ＭＳ 明朝" w:hAnsi="ＭＳ 明朝"/>
+                <w:color w:val="000000" w:themeColor="text1"/>
+                <w:sz w:val="16"/>
+                <w:szCs w:val="14"/>
+              </w:rPr>
+            </w:pPr>
           </w:p>
           <w:p>
             <w:pPr>
@@ -1744,6 +1804,39 @@
                 <w:szCs w:val="18"/>
               </w:rPr>
               <w:t>：実験インストラクション</w:t>
+            </w:r>
+          </w:p>
+          <w:p>
+            <w:pPr>
+              <w:spacing w:line="240" w:lineRule="exact"/>
+              <w:rPr>
+                <w:sz w:val="18"/>
+                <w:szCs w:val="18"/>
+              </w:rPr>
+            </w:pPr>
+            <w:r>
+              <w:rPr>
+                <w:rFonts w:hint="eastAsia"/>
+                <w:sz w:val="18"/>
+                <w:szCs w:val="18"/>
+              </w:rPr>
+              <w:t>別紙</w:t>
+            </w:r>
+            <w:r>
+              <w:rPr>
+                <w:rFonts w:hint="eastAsia"/>
+                <w:sz w:val="18"/>
+                <w:szCs w:val="18"/>
+              </w:rPr>
+              <w:t>3</w:t>
+            </w:r>
+            <w:r>
+              <w:rPr>
+                <w:rFonts w:hint="eastAsia"/>
+                <w:sz w:val="18"/>
+                <w:szCs w:val="18"/>
+              </w:rPr>
+              <w:t>：体制図</w:t>
             </w:r>
           </w:p>
           <w:p>
@@ -4272,7 +4365,7 @@
                 <w:sz w:val="18"/>
                 <w:szCs w:val="18"/>
               </w:rPr>
-              <w:t>１）該当する施設名とその役割（別途添付可）</w:t>
+              <w:t>１）該当する施設名とその役割</w:t>
             </w:r>
           </w:p>
           <w:p>
@@ -4430,13 +4523,99 @@
               <w:pStyle w:val="ac"/>
               <w:wordWrap/>
               <w:spacing w:line="240" w:lineRule="exact"/>
-              <w:ind w:rightChars="67" w:right="141"/>
+              <w:ind w:rightChars="67" w:right="141" w:firstLineChars="100" w:firstLine="176"/>
+              <w:rPr>
+                <w:rFonts w:ascii="ＭＳ 明朝" w:hAnsi="ＭＳ 明朝" w:hint="eastAsia"/>
+                <w:color w:val="000000" w:themeColor="text1"/>
+                <w:sz w:val="18"/>
+                <w:szCs w:val="18"/>
+              </w:rPr>
+            </w:pPr>
+          </w:p>
+          <w:p>
+            <w:pPr>
+              <w:pStyle w:val="ac"/>
+              <w:spacing w:line="240" w:lineRule="exact"/>
+              <w:ind w:leftChars="84" w:left="3608" w:hangingChars="1950" w:hanging="3432"/>
               <w:rPr>
                 <w:rFonts w:ascii="ＭＳ 明朝" w:hAnsi="ＭＳ 明朝"/>
                 <w:sz w:val="18"/>
                 <w:szCs w:val="18"/>
               </w:rPr>
             </w:pPr>
+            <w:r>
+              <w:rPr>
+                <w:rFonts w:ascii="ＭＳ 明朝" w:hAnsi="ＭＳ 明朝" w:hint="eastAsia"/>
+                <w:sz w:val="18"/>
+                <w:szCs w:val="18"/>
+              </w:rPr>
+              <w:t>２</w:t>
+            </w:r>
+            <w:r>
+              <w:rPr>
+                <w:rFonts w:ascii="ＭＳ 明朝" w:hAnsi="ＭＳ 明朝" w:hint="eastAsia"/>
+                <w:sz w:val="18"/>
+                <w:szCs w:val="18"/>
+              </w:rPr>
+              <w:t>）</w:t>
+            </w:r>
+            <w:r>
+              <w:rPr>
+                <w:rFonts w:ascii="ＭＳ 明朝" w:hAnsi="ＭＳ 明朝"/>
+                <w:sz w:val="18"/>
+                <w:szCs w:val="18"/>
+              </w:rPr>
+              <w:t>学外施設での対応とその状況</w:t>
+            </w:r>
+          </w:p>
+          <w:p>
+            <w:pPr>
+              <w:pStyle w:val="ac"/>
+              <w:wordWrap/>
+              <w:spacing w:line="240" w:lineRule="exact"/>
+              <w:ind w:rightChars="67" w:right="141" w:firstLineChars="100" w:firstLine="176"/>
+              <w:rPr>
+                <w:rFonts w:ascii="ＭＳ 明朝" w:hAnsi="ＭＳ 明朝" w:hint="eastAsia"/>
+                <w:sz w:val="18"/>
+                <w:szCs w:val="18"/>
+              </w:rPr>
+            </w:pPr>
+            <w:r>
+              <w:rPr>
+                <w:rFonts w:ascii="ＭＳ 明朝" w:hAnsi="ＭＳ 明朝" w:hint="eastAsia"/>
+                <w:color w:val="000000" w:themeColor="text1"/>
+                <w:sz w:val="18"/>
+                <w:szCs w:val="18"/>
+              </w:rPr>
+              <w:t>・</w:t>
+            </w:r>
+            <w:r>
+              <w:rPr>
+                <w:rFonts w:ascii="ＭＳ 明朝" w:hAnsi="ＭＳ 明朝" w:hint="eastAsia"/>
+                <w:color w:val="000000" w:themeColor="text1"/>
+                <w:sz w:val="18"/>
+                <w:szCs w:val="18"/>
+              </w:rPr>
+              <w:t>共同研究者である吹上大樹は、NTT株式会社の代表としてではなく、個人として解析結果の分析にのみ協力する。</w:t>
+            </w:r>
+            <w:r>
+              <w:rPr>
+                <w:rFonts w:ascii="ＭＳ 明朝" w:hAnsi="ＭＳ 明朝" w:hint="eastAsia"/>
+                <w:color w:val="000000" w:themeColor="text1"/>
+                <w:sz w:val="18"/>
+                <w:szCs w:val="18"/>
+              </w:rPr>
+              <w:t>解析結果は、</w:t>
+            </w:r>
+            <w:r>
+              <w:rPr>
+                <w:rFonts w:ascii="ＭＳ 明朝" w:hAnsi="ＭＳ 明朝" w:hint="eastAsia"/>
+                <w:color w:val="000000" w:themeColor="text1"/>
+                <w:sz w:val="18"/>
+                <w:szCs w:val="18"/>
+              </w:rPr>
+              <w:t>個々の結果が分からない様にした全体のみを共有する。</w:t>
+            </w:r>
           </w:p>
         </w:tc>
       </w:tr>
@@ -5517,6 +5696,93 @@
                 <w:szCs w:val="18"/>
               </w:rPr>
               <w:t xml:space="preserve">あり　</w:t>
+            </w:r>
+          </w:p>
+          <w:p>
+            <w:pPr>
+              <w:spacing w:line="240" w:lineRule="exact"/>
+              <w:ind w:firstLineChars="100" w:firstLine="180"/>
+              <w:rPr>
+                <w:sz w:val="18"/>
+                <w:szCs w:val="18"/>
+              </w:rPr>
+            </w:pPr>
+            <w:r>
+              <w:rPr>
+                <w:sz w:val="18"/>
+                <w:szCs w:val="18"/>
+              </w:rPr>
+              <w:t>企業等からの資金・装置等の供与の有無：</w:t>
+            </w:r>
+            <w:r>
+              <w:rPr>
+                <w:sz w:val="18"/>
+                <w:szCs w:val="18"/>
+              </w:rPr>
+              <w:t xml:space="preserve"> </w:t>
+            </w:r>
+            <w:r>
+              <w:rPr>
+                <w:rFonts w:ascii="Segoe UI Emoji" w:eastAsia="Segoe UI Emoji" w:hAnsi="Segoe UI Emoji" w:cs="Segoe UI Emoji" w:hint="eastAsia"/>
+                <w:sz w:val="18"/>
+                <w:szCs w:val="18"/>
+              </w:rPr>
+              <w:t>■</w:t>
+            </w:r>
+            <w:r>
+              <w:rPr>
+                <w:rFonts w:hint="eastAsia"/>
+                <w:sz w:val="18"/>
+                <w:szCs w:val="18"/>
+              </w:rPr>
+              <w:t>なし　□あり</w:t>
+            </w:r>
+            <w:r>
+              <w:rPr>
+                <w:sz w:val="18"/>
+                <w:szCs w:val="18"/>
+              </w:rPr>
+              <w:t xml:space="preserve"> </w:t>
+            </w:r>
+          </w:p>
+          <w:p>
+            <w:pPr>
+              <w:spacing w:line="240" w:lineRule="exact"/>
+              <w:ind w:firstLineChars="100" w:firstLine="180"/>
+              <w:rPr>
+                <w:sz w:val="18"/>
+                <w:szCs w:val="18"/>
+              </w:rPr>
+            </w:pPr>
+            <w:r>
+              <w:rPr>
+                <w:sz w:val="18"/>
+                <w:szCs w:val="18"/>
+              </w:rPr>
+              <w:t>利益相反の有無：</w:t>
+            </w:r>
+            <w:r>
+              <w:rPr>
+                <w:sz w:val="18"/>
+                <w:szCs w:val="18"/>
+              </w:rPr>
+              <w:t xml:space="preserve"> </w:t>
+            </w:r>
+            <w:r>
+              <w:rPr>
+                <w:rFonts w:ascii="Segoe UI Emoji" w:eastAsia="Segoe UI Emoji" w:hAnsi="Segoe UI Emoji" w:cs="Segoe UI Emoji" w:hint="eastAsia"/>
+                <w:sz w:val="18"/>
+                <w:szCs w:val="18"/>
+              </w:rPr>
+              <w:t>■</w:t>
+            </w:r>
+            <w:r>
+              <w:rPr>
+                <w:rFonts w:hint="eastAsia"/>
+                <w:sz w:val="18"/>
+                <w:szCs w:val="18"/>
+              </w:rPr>
+              <w:t>なし　□あり</w:t>
             </w:r>
           </w:p>
           <w:p>
@@ -24867,7 +25133,6 @@
   <w:style w:type="character" w:default="1" w:styleId="a0">
     <w:name w:val="Default Paragraph Font"/>
     <w:uiPriority w:val="1"/>
-    <w:semiHidden/>
     <w:unhideWhenUsed/>
   </w:style>
   <w:style w:type="table" w:default="1" w:styleId="a1">

--- a/tex/ethicsreview/ethics_review_visibility/倫理申請書_大石研究室.docx
+++ b/tex/ethicsreview/ethics_review_visibility/倫理申請書_大石研究室.docx
@@ -2709,6 +2709,15 @@
               </w:rPr>
               <w:t>操作・判断を行ってもらう。</w:t>
             </w:r>
+            <w:r>
+              <w:rPr>
+                <w:rFonts w:hint="eastAsia"/>
+                <w:color w:val="000000" w:themeColor="text1"/>
+                <w:sz w:val="18"/>
+                <w:szCs w:val="18"/>
+              </w:rPr>
+              <w:t>また、ぼけや色の知覚についてのキャリブレーションも共通して行う。</w:t>
+            </w:r>
           </w:p>
           <w:p>
             <w:pPr>
@@ -2784,6 +2793,15 @@
                 <w:szCs w:val="18"/>
               </w:rPr>
               <w:t>を、基準画像と比較した上で</w:t>
+            </w:r>
+            <w:r>
+              <w:rPr>
+                <w:rFonts w:hint="eastAsia"/>
+                <w:color w:val="000000" w:themeColor="text1"/>
+                <w:sz w:val="18"/>
+                <w:szCs w:val="18"/>
+              </w:rPr>
+              <w:t>、</w:t>
             </w:r>
             <w:r>
               <w:rPr>
@@ -3749,7 +3767,25 @@
                 <w:sz w:val="17"/>
                 <w:szCs w:val="17"/>
               </w:rPr>
-              <w:t>Andriana Olmos and Frederick A A Kingdom. 2004. A biologically inspired algorithm for the recovery of shading and reflectance images. Perception 33, 12 (2004), 1463-1473.</w:t>
+              <w:t xml:space="preserve">Andriana Olmos and Frederick A </w:t>
+            </w:r>
+            <w:proofErr w:type="spellStart"/>
+            <w:r>
+              <w:rPr>
+                <w:rFonts w:ascii="JansonTextLT-Roman" w:hAnsi="JansonTextLT-Roman"/>
+                <w:sz w:val="17"/>
+                <w:szCs w:val="17"/>
+              </w:rPr>
+              <w:t>A</w:t>
+            </w:r>
+            <w:proofErr w:type="spellEnd"/>
+            <w:r>
+              <w:rPr>
+                <w:rFonts w:ascii="JansonTextLT-Roman" w:hAnsi="JansonTextLT-Roman"/>
+                <w:sz w:val="17"/>
+                <w:szCs w:val="17"/>
+              </w:rPr>
+              <w:t xml:space="preserve"> Kingdom. 2004. A biologically inspired algorithm for the recovery of shading and reflectance images. Perception 33, 12 (2004), 1463-1473.</w:t>
             </w:r>
           </w:p>
         </w:tc>
@@ -4525,7 +4561,7 @@
               <w:spacing w:line="240" w:lineRule="exact"/>
               <w:ind w:rightChars="67" w:right="141" w:firstLineChars="100" w:firstLine="176"/>
               <w:rPr>
-                <w:rFonts w:ascii="ＭＳ 明朝" w:hAnsi="ＭＳ 明朝" w:hint="eastAsia"/>
+                <w:rFonts w:ascii="ＭＳ 明朝" w:hAnsi="ＭＳ 明朝"/>
                 <w:color w:val="000000" w:themeColor="text1"/>
                 <w:sz w:val="18"/>
                 <w:szCs w:val="18"/>
@@ -4575,7 +4611,7 @@
               <w:spacing w:line="240" w:lineRule="exact"/>
               <w:ind w:rightChars="67" w:right="141" w:firstLineChars="100" w:firstLine="176"/>
               <w:rPr>
-                <w:rFonts w:ascii="ＭＳ 明朝" w:hAnsi="ＭＳ 明朝" w:hint="eastAsia"/>
+                <w:rFonts w:ascii="ＭＳ 明朝" w:hAnsi="ＭＳ 明朝"/>
                 <w:sz w:val="18"/>
                 <w:szCs w:val="18"/>
               </w:rPr>
@@ -25133,6 +25169,7 @@
   <w:style w:type="character" w:default="1" w:styleId="a0">
     <w:name w:val="Default Paragraph Font"/>
     <w:uiPriority w:val="1"/>
+    <w:semiHidden/>
     <w:unhideWhenUsed/>
   </w:style>
   <w:style w:type="table" w:default="1" w:styleId="a1">
